--- a/déroulement/déroulement.docx
+++ b/déroulement/déroulement.docx
@@ -176,12 +176,7 @@
         </w:numPr>
       </w:pPr>
       <w:r>
-        <w:t>Structurer les packages</w:t>
-      </w:r>
-      <w:bookmarkStart w:id="0" w:name="_GoBack"/>
-      <w:bookmarkEnd w:id="0"/>
-      <w:r>
-        <w:t xml:space="preserve"> :</w:t>
+        <w:t>Structurer les packages :</w:t>
       </w:r>
     </w:p>
     <w:p>
@@ -1109,227 +1104,505 @@
       </w:r>
     </w:p>
     <w:p>
-      <w:r>
+      <w:pPr>
+        <w:ind w:left="1416"/>
+        <w:rPr>
+          <w:i/>
+          <w:sz w:val="18"/>
+        </w:rPr>
+      </w:pPr>
+      <w:r>
+        <w:rPr>
+          <w:i/>
+          <w:sz w:val="18"/>
+        </w:rPr>
         <w:t>@</w:t>
       </w:r>
       <w:proofErr w:type="spellStart"/>
       <w:r>
+        <w:rPr>
+          <w:i/>
+          <w:sz w:val="18"/>
+        </w:rPr>
         <w:t>Entity</w:t>
       </w:r>
       <w:proofErr w:type="spellEnd"/>
     </w:p>
     <w:p>
-      <w:r>
+      <w:pPr>
+        <w:ind w:left="1416"/>
+        <w:rPr>
+          <w:i/>
+          <w:sz w:val="18"/>
+        </w:rPr>
+      </w:pPr>
+      <w:r>
+        <w:rPr>
+          <w:i/>
+          <w:sz w:val="18"/>
+        </w:rPr>
         <w:t>@Data</w:t>
       </w:r>
-    </w:p>
-    <w:p>
+      <w:bookmarkStart w:id="0" w:name="_GoBack"/>
+      <w:bookmarkEnd w:id="0"/>
+    </w:p>
+    <w:p>
+      <w:pPr>
+        <w:ind w:left="1416"/>
+        <w:rPr>
+          <w:i/>
+          <w:sz w:val="18"/>
+        </w:rPr>
+      </w:pPr>
       <w:proofErr w:type="gramStart"/>
       <w:r>
+        <w:rPr>
+          <w:i/>
+          <w:sz w:val="18"/>
+        </w:rPr>
         <w:t>public</w:t>
       </w:r>
       <w:proofErr w:type="gramEnd"/>
       <w:r>
+        <w:rPr>
+          <w:i/>
+          <w:sz w:val="18"/>
+        </w:rPr>
         <w:t xml:space="preserve"> class </w:t>
       </w:r>
       <w:proofErr w:type="spellStart"/>
       <w:r>
+        <w:rPr>
+          <w:i/>
+          <w:sz w:val="18"/>
+        </w:rPr>
         <w:t>DFDElement</w:t>
       </w:r>
       <w:proofErr w:type="spellEnd"/>
       <w:r>
+        <w:rPr>
+          <w:i/>
+          <w:sz w:val="18"/>
+        </w:rPr>
         <w:t xml:space="preserve"> {</w:t>
       </w:r>
     </w:p>
     <w:p>
-      <w:r>
+      <w:pPr>
+        <w:ind w:left="1416"/>
+        <w:rPr>
+          <w:i/>
+          <w:sz w:val="18"/>
+        </w:rPr>
+      </w:pPr>
+      <w:r>
+        <w:rPr>
+          <w:i/>
+          <w:sz w:val="18"/>
+        </w:rPr>
         <w:t xml:space="preserve">    @Id @</w:t>
       </w:r>
       <w:proofErr w:type="spellStart"/>
       <w:proofErr w:type="gramStart"/>
       <w:r>
+        <w:rPr>
+          <w:i/>
+          <w:sz w:val="18"/>
+        </w:rPr>
         <w:t>GeneratedValue</w:t>
       </w:r>
       <w:proofErr w:type="spellEnd"/>
       <w:r>
+        <w:rPr>
+          <w:i/>
+          <w:sz w:val="18"/>
+        </w:rPr>
         <w:t>(</w:t>
       </w:r>
       <w:proofErr w:type="spellStart"/>
       <w:proofErr w:type="gramEnd"/>
       <w:r>
+        <w:rPr>
+          <w:i/>
+          <w:sz w:val="18"/>
+        </w:rPr>
         <w:t>strategy</w:t>
       </w:r>
       <w:proofErr w:type="spellEnd"/>
       <w:r>
+        <w:rPr>
+          <w:i/>
+          <w:sz w:val="18"/>
+        </w:rPr>
         <w:t xml:space="preserve"> = </w:t>
       </w:r>
       <w:proofErr w:type="spellStart"/>
       <w:r>
+        <w:rPr>
+          <w:i/>
+          <w:sz w:val="18"/>
+        </w:rPr>
         <w:t>GenerationType.IDENTITY</w:t>
       </w:r>
       <w:proofErr w:type="spellEnd"/>
       <w:r>
+        <w:rPr>
+          <w:i/>
+          <w:sz w:val="18"/>
+        </w:rPr>
         <w:t>)</w:t>
       </w:r>
     </w:p>
     <w:p>
-      <w:r>
+      <w:pPr>
+        <w:ind w:left="1416"/>
+        <w:rPr>
+          <w:i/>
+          <w:sz w:val="18"/>
+        </w:rPr>
+      </w:pPr>
+      <w:r>
+        <w:rPr>
+          <w:i/>
+          <w:sz w:val="18"/>
+        </w:rPr>
         <w:t xml:space="preserve">    </w:t>
       </w:r>
       <w:proofErr w:type="spellStart"/>
       <w:proofErr w:type="gramStart"/>
       <w:r>
+        <w:rPr>
+          <w:i/>
+          <w:sz w:val="18"/>
+        </w:rPr>
         <w:t>private</w:t>
       </w:r>
       <w:proofErr w:type="spellEnd"/>
       <w:proofErr w:type="gramEnd"/>
       <w:r>
+        <w:rPr>
+          <w:i/>
+          <w:sz w:val="18"/>
+        </w:rPr>
         <w:t xml:space="preserve"> Long id;</w:t>
       </w:r>
     </w:p>
     <w:p>
-      <w:r>
+      <w:pPr>
+        <w:ind w:left="1416"/>
+        <w:rPr>
+          <w:i/>
+          <w:sz w:val="18"/>
+        </w:rPr>
+      </w:pPr>
+      <w:r>
+        <w:rPr>
+          <w:i/>
+          <w:sz w:val="18"/>
+        </w:rPr>
         <w:t xml:space="preserve">    </w:t>
       </w:r>
       <w:proofErr w:type="spellStart"/>
       <w:proofErr w:type="gramStart"/>
       <w:r>
+        <w:rPr>
+          <w:i/>
+          <w:sz w:val="18"/>
+        </w:rPr>
         <w:t>private</w:t>
       </w:r>
       <w:proofErr w:type="spellEnd"/>
       <w:proofErr w:type="gramEnd"/>
       <w:r>
+        <w:rPr>
+          <w:i/>
+          <w:sz w:val="18"/>
+        </w:rPr>
         <w:t xml:space="preserve"> String type; // '</w:t>
       </w:r>
       <w:proofErr w:type="spellStart"/>
       <w:r>
+        <w:rPr>
+          <w:i/>
+          <w:sz w:val="18"/>
+        </w:rPr>
         <w:t>process</w:t>
       </w:r>
       <w:proofErr w:type="spellEnd"/>
       <w:r>
+        <w:rPr>
+          <w:i/>
+          <w:sz w:val="18"/>
+        </w:rPr>
         <w:t>', 'flow', etc.</w:t>
       </w:r>
     </w:p>
     <w:p>
-      <w:r>
+      <w:pPr>
+        <w:ind w:left="1416"/>
+        <w:rPr>
+          <w:i/>
+          <w:sz w:val="18"/>
+        </w:rPr>
+      </w:pPr>
+      <w:r>
+        <w:rPr>
+          <w:i/>
+          <w:sz w:val="18"/>
+        </w:rPr>
         <w:t xml:space="preserve">    </w:t>
       </w:r>
       <w:proofErr w:type="spellStart"/>
       <w:proofErr w:type="gramStart"/>
       <w:r>
+        <w:rPr>
+          <w:i/>
+          <w:sz w:val="18"/>
+        </w:rPr>
         <w:t>private</w:t>
       </w:r>
       <w:proofErr w:type="spellEnd"/>
       <w:proofErr w:type="gramEnd"/>
       <w:r>
+        <w:rPr>
+          <w:i/>
+          <w:sz w:val="18"/>
+        </w:rPr>
         <w:t xml:space="preserve"> String label;</w:t>
       </w:r>
     </w:p>
     <w:p>
-      <w:r>
+      <w:pPr>
+        <w:ind w:left="1416"/>
+        <w:rPr>
+          <w:i/>
+          <w:sz w:val="18"/>
+        </w:rPr>
+      </w:pPr>
+      <w:r>
+        <w:rPr>
+          <w:i/>
+          <w:sz w:val="18"/>
+        </w:rPr>
         <w:t xml:space="preserve">    </w:t>
       </w:r>
       <w:proofErr w:type="spellStart"/>
       <w:proofErr w:type="gramStart"/>
       <w:r>
+        <w:rPr>
+          <w:i/>
+          <w:sz w:val="18"/>
+        </w:rPr>
         <w:t>private</w:t>
       </w:r>
       <w:proofErr w:type="spellEnd"/>
       <w:proofErr w:type="gramEnd"/>
       <w:r>
+        <w:rPr>
+          <w:i/>
+          <w:sz w:val="18"/>
+        </w:rPr>
         <w:t xml:space="preserve"> </w:t>
       </w:r>
       <w:proofErr w:type="spellStart"/>
       <w:r>
+        <w:rPr>
+          <w:i/>
+          <w:sz w:val="18"/>
+        </w:rPr>
         <w:t>int</w:t>
       </w:r>
       <w:proofErr w:type="spellEnd"/>
       <w:r>
+        <w:rPr>
+          <w:i/>
+          <w:sz w:val="18"/>
+        </w:rPr>
         <w:t xml:space="preserve"> </w:t>
       </w:r>
       <w:proofErr w:type="spellStart"/>
       <w:r>
+        <w:rPr>
+          <w:i/>
+          <w:sz w:val="18"/>
+        </w:rPr>
         <w:t>xPos</w:t>
       </w:r>
       <w:proofErr w:type="spellEnd"/>
       <w:r>
+        <w:rPr>
+          <w:i/>
+          <w:sz w:val="18"/>
+        </w:rPr>
         <w:t>;</w:t>
       </w:r>
     </w:p>
     <w:p>
-      <w:r>
+      <w:pPr>
+        <w:ind w:left="1416"/>
+        <w:rPr>
+          <w:i/>
+          <w:sz w:val="18"/>
+        </w:rPr>
+      </w:pPr>
+      <w:r>
+        <w:rPr>
+          <w:i/>
+          <w:sz w:val="18"/>
+        </w:rPr>
         <w:t xml:space="preserve">    </w:t>
       </w:r>
       <w:proofErr w:type="spellStart"/>
       <w:proofErr w:type="gramStart"/>
       <w:r>
+        <w:rPr>
+          <w:i/>
+          <w:sz w:val="18"/>
+        </w:rPr>
         <w:t>private</w:t>
       </w:r>
       <w:proofErr w:type="spellEnd"/>
       <w:proofErr w:type="gramEnd"/>
       <w:r>
+        <w:rPr>
+          <w:i/>
+          <w:sz w:val="18"/>
+        </w:rPr>
         <w:t xml:space="preserve"> </w:t>
       </w:r>
       <w:proofErr w:type="spellStart"/>
       <w:r>
+        <w:rPr>
+          <w:i/>
+          <w:sz w:val="18"/>
+        </w:rPr>
         <w:t>int</w:t>
       </w:r>
       <w:proofErr w:type="spellEnd"/>
       <w:r>
+        <w:rPr>
+          <w:i/>
+          <w:sz w:val="18"/>
+        </w:rPr>
         <w:t xml:space="preserve"> </w:t>
       </w:r>
       <w:proofErr w:type="spellStart"/>
       <w:r>
+        <w:rPr>
+          <w:i/>
+          <w:sz w:val="18"/>
+        </w:rPr>
         <w:t>yPos</w:t>
       </w:r>
       <w:proofErr w:type="spellEnd"/>
       <w:r>
+        <w:rPr>
+          <w:i/>
+          <w:sz w:val="18"/>
+        </w:rPr>
         <w:t>;</w:t>
       </w:r>
     </w:p>
     <w:p>
-      <w:r>
+      <w:pPr>
+        <w:ind w:left="1416"/>
+        <w:rPr>
+          <w:i/>
+          <w:sz w:val="18"/>
+        </w:rPr>
+      </w:pPr>
+      <w:r>
+        <w:rPr>
+          <w:i/>
+          <w:sz w:val="18"/>
+        </w:rPr>
         <w:t xml:space="preserve">    @</w:t>
       </w:r>
       <w:proofErr w:type="spellStart"/>
       <w:r>
+        <w:rPr>
+          <w:i/>
+          <w:sz w:val="18"/>
+        </w:rPr>
         <w:t>ManyToOne</w:t>
       </w:r>
       <w:proofErr w:type="spellEnd"/>
     </w:p>
     <w:p>
-      <w:r>
+      <w:pPr>
+        <w:ind w:left="1416"/>
+        <w:rPr>
+          <w:i/>
+          <w:sz w:val="18"/>
+        </w:rPr>
+      </w:pPr>
+      <w:r>
+        <w:rPr>
+          <w:i/>
+          <w:sz w:val="18"/>
+        </w:rPr>
         <w:t xml:space="preserve">    </w:t>
       </w:r>
       <w:proofErr w:type="spellStart"/>
       <w:proofErr w:type="gramStart"/>
       <w:r>
+        <w:rPr>
+          <w:i/>
+          <w:sz w:val="18"/>
+        </w:rPr>
         <w:t>private</w:t>
       </w:r>
       <w:proofErr w:type="spellEnd"/>
       <w:proofErr w:type="gramEnd"/>
       <w:r>
+        <w:rPr>
+          <w:i/>
+          <w:sz w:val="18"/>
+        </w:rPr>
         <w:t xml:space="preserve"> </w:t>
       </w:r>
       <w:proofErr w:type="spellStart"/>
       <w:r>
+        <w:rPr>
+          <w:i/>
+          <w:sz w:val="18"/>
+        </w:rPr>
         <w:t>DFDDiagram</w:t>
       </w:r>
       <w:proofErr w:type="spellEnd"/>
       <w:r>
+        <w:rPr>
+          <w:i/>
+          <w:sz w:val="18"/>
+        </w:rPr>
         <w:t xml:space="preserve"> </w:t>
       </w:r>
       <w:proofErr w:type="spellStart"/>
       <w:r>
+        <w:rPr>
+          <w:i/>
+          <w:sz w:val="18"/>
+        </w:rPr>
         <w:t>diagram</w:t>
       </w:r>
       <w:proofErr w:type="spellEnd"/>
       <w:r>
+        <w:rPr>
+          <w:i/>
+          <w:sz w:val="18"/>
+        </w:rPr>
         <w:t>;</w:t>
       </w:r>
     </w:p>
     <w:p>
-      <w:r>
+      <w:pPr>
+        <w:ind w:left="1416"/>
+      </w:pPr>
+      <w:r>
+        <w:rPr>
+          <w:i/>
+          <w:sz w:val="18"/>
+        </w:rPr>
         <w:t>}</w:t>
       </w:r>
     </w:p>
@@ -1938,26 +2211,26 @@
         <w:rPr>
           <w:b/>
         </w:rPr>
+        <w:t xml:space="preserve">Étape 3 : </w:t>
+      </w:r>
+      <w:proofErr w:type="spellStart"/>
+      <w:r>
+        <w:rPr>
+          <w:b/>
+        </w:rPr>
+        <w:t>Frontend</w:t>
+      </w:r>
+      <w:proofErr w:type="spellEnd"/>
+      <w:r>
+        <w:rPr>
+          <w:b/>
+        </w:rPr>
+        <w:t xml:space="preserve"> - Éditeur DFD</w:t>
+      </w:r>
+    </w:p>
+    <w:p>
+      <w:r>
         <w:lastRenderedPageBreak/>
-        <w:t xml:space="preserve">Étape 3 : </w:t>
-      </w:r>
-      <w:proofErr w:type="spellStart"/>
-      <w:r>
-        <w:rPr>
-          <w:b/>
-        </w:rPr>
-        <w:t>Frontend</w:t>
-      </w:r>
-      <w:proofErr w:type="spellEnd"/>
-      <w:r>
-        <w:rPr>
-          <w:b/>
-        </w:rPr>
-        <w:t xml:space="preserve"> - Éditeur DFD</w:t>
-      </w:r>
-    </w:p>
-    <w:p>
-      <w:r>
         <w:t>Objectif : Créer l'interfa</w:t>
       </w:r>
       <w:r>
@@ -3231,7 +3504,6 @@
     </w:p>
     <w:p>
       <w:r>
-        <w:lastRenderedPageBreak/>
         <w:t>Export/Import :</w:t>
       </w:r>
     </w:p>
@@ -3244,6 +3516,7 @@
         </w:numPr>
       </w:pPr>
       <w:r>
+        <w:lastRenderedPageBreak/>
         <w:t>Exporter en JSON</w:t>
       </w:r>
       <w:r>
